--- a/assets/docs/cost-grant-applications-templates/STSM-application-template.docx
+++ b/assets/docs/cost-grant-applications-templates/STSM-application-template.docx
@@ -1,6 +1,6 @@
 
 <file path=word/document.xml><?xml version="1.0" encoding="utf-8"?>
-<w:document xmlns:wpc="http://schemas.microsoft.com/office/word/2010/wordprocessingCanvas" xmlns:cx="http://schemas.microsoft.com/office/drawing/2014/chartex" xmlns:cx1="http://schemas.microsoft.com/office/drawing/2015/9/8/chartex" xmlns:cx2="http://schemas.microsoft.com/office/drawing/2015/10/21/chartex" xmlns:cx3="http://schemas.microsoft.com/office/drawing/2016/5/9/chartex" xmlns:cx4="http://schemas.microsoft.com/office/drawing/2016/5/10/chartex" xmlns:cx5="http://schemas.microsoft.com/office/drawing/2016/5/11/chartex" xmlns:cx6="http://schemas.microsoft.com/office/drawing/2016/5/12/chartex" xmlns:cx7="http://schemas.microsoft.com/office/drawing/2016/5/13/chartex" xmlns:cx8="http://schemas.microsoft.com/office/drawing/2016/5/14/chartex" xmlns:mc="http://schemas.openxmlformats.org/markup-compatibility/2006" xmlns:aink="http://schemas.microsoft.com/office/drawing/2016/ink" xmlns:am3d="http://schemas.microsoft.com/office/drawing/2017/model3d" xmlns:o="urn:schemas-microsoft-com:office:office" xmlns:r="http://schemas.openxmlformats.org/officeDocument/2006/relationships" xmlns:m="http://schemas.openxmlformats.org/officeDocument/2006/math" xmlns:v="urn:schemas-microsoft-com:vml" xmlns:wp14="http://schemas.microsoft.com/office/word/2010/wordprocessingDrawing" xmlns:wp="http://schemas.openxmlformats.org/drawingml/2006/wordprocessingDrawing" xmlns:w10="urn:schemas-microsoft-com:office:word" xmlns:w="http://schemas.openxmlformats.org/wordprocessingml/2006/main" xmlns:w14="http://schemas.microsoft.com/office/word/2010/wordml" xmlns:w15="http://schemas.microsoft.com/office/word/2012/wordml" xmlns:w16cex="http://schemas.microsoft.com/office/word/2018/wordml/cex" xmlns:w16cid="http://schemas.microsoft.com/office/word/2016/wordml/cid" xmlns:w16="http://schemas.microsoft.com/office/word/2018/wordml" xmlns:w16sdtdh="http://schemas.microsoft.com/office/word/2020/wordml/sdtdatahash" xmlns:w16se="http://schemas.microsoft.com/office/word/2015/wordml/symex" xmlns:wpg="http://schemas.microsoft.com/office/word/2010/wordprocessingGroup" xmlns:wpi="http://schemas.microsoft.com/office/word/2010/wordprocessingInk" xmlns:wne="http://schemas.microsoft.com/office/word/2006/wordml" xmlns:wps="http://schemas.microsoft.com/office/word/2010/wordprocessingShape" mc:Ignorable="w14 w15 w16se w16cid w16 w16cex w16sdtdh wp14">
+<w:document xmlns:wpc="http://schemas.microsoft.com/office/word/2010/wordprocessingCanvas" xmlns:cx="http://schemas.microsoft.com/office/drawing/2014/chartex" xmlns:cx1="http://schemas.microsoft.com/office/drawing/2015/9/8/chartex" xmlns:cx2="http://schemas.microsoft.com/office/drawing/2015/10/21/chartex" xmlns:cx3="http://schemas.microsoft.com/office/drawing/2016/5/9/chartex" xmlns:cx4="http://schemas.microsoft.com/office/drawing/2016/5/10/chartex" xmlns:cx5="http://schemas.microsoft.com/office/drawing/2016/5/11/chartex" xmlns:cx6="http://schemas.microsoft.com/office/drawing/2016/5/12/chartex" xmlns:cx7="http://schemas.microsoft.com/office/drawing/2016/5/13/chartex" xmlns:cx8="http://schemas.microsoft.com/office/drawing/2016/5/14/chartex" xmlns:mc="http://schemas.openxmlformats.org/markup-compatibility/2006" xmlns:aink="http://schemas.microsoft.com/office/drawing/2016/ink" xmlns:am3d="http://schemas.microsoft.com/office/drawing/2017/model3d" xmlns:o="urn:schemas-microsoft-com:office:office" xmlns:oel="http://schemas.microsoft.com/office/2019/extlst" xmlns:r="http://schemas.openxmlformats.org/officeDocument/2006/relationships" xmlns:m="http://schemas.openxmlformats.org/officeDocument/2006/math" xmlns:v="urn:schemas-microsoft-com:vml" xmlns:wp14="http://schemas.microsoft.com/office/word/2010/wordprocessingDrawing" xmlns:wp="http://schemas.openxmlformats.org/drawingml/2006/wordprocessingDrawing" xmlns:w10="urn:schemas-microsoft-com:office:word" xmlns:w="http://schemas.openxmlformats.org/wordprocessingml/2006/main" xmlns:w14="http://schemas.microsoft.com/office/word/2010/wordml" xmlns:w15="http://schemas.microsoft.com/office/word/2012/wordml" xmlns:w16cex="http://schemas.microsoft.com/office/word/2018/wordml/cex" xmlns:w16cid="http://schemas.microsoft.com/office/word/2016/wordml/cid" xmlns:w16="http://schemas.microsoft.com/office/word/2018/wordml" xmlns:w16du="http://schemas.microsoft.com/office/word/2023/wordml/word16du" xmlns:w16sdtdh="http://schemas.microsoft.com/office/word/2020/wordml/sdtdatahash" xmlns:w16sdtfl="http://schemas.microsoft.com/office/word/2024/wordml/sdtformatlock" xmlns:w16se="http://schemas.microsoft.com/office/word/2015/wordml/symex" xmlns:wpg="http://schemas.microsoft.com/office/word/2010/wordprocessingGroup" xmlns:wpi="http://schemas.microsoft.com/office/word/2010/wordprocessingInk" xmlns:wne="http://schemas.microsoft.com/office/word/2006/wordml" xmlns:wps="http://schemas.microsoft.com/office/word/2010/wordprocessingShape" mc:Ignorable="w14 w15 w16se w16cid w16 w16cex w16sdtdh w16sdtfl w16du wp14">
   <w:body>
     <w:p>
       <w:pPr>
@@ -352,13 +352,27 @@
               <w:rPr>
                 <w:shd w:val="clear" w:color="auto" w:fill="C5C5BD" w:themeFill="background2"/>
               </w:rPr>
-              <w:t>max. 200</w:t>
+              <w:t xml:space="preserve">max. </w:t>
+            </w:r>
+            <w:proofErr w:type="gramStart"/>
+            <w:r>
+              <w:rPr>
+                <w:shd w:val="clear" w:color="auto" w:fill="C5C5BD" w:themeFill="background2"/>
+              </w:rPr>
+              <w:t>200</w:t>
             </w:r>
             <w:r>
               <w:rPr>
                 <w:shd w:val="clear" w:color="auto" w:fill="C5C5BD" w:themeFill="background2"/>
               </w:rPr>
-              <w:t xml:space="preserve"> word summary here. </w:t>
+              <w:t xml:space="preserve"> word</w:t>
+            </w:r>
+            <w:proofErr w:type="gramEnd"/>
+            <w:r>
+              <w:rPr>
+                <w:shd w:val="clear" w:color="auto" w:fill="C5C5BD" w:themeFill="background2"/>
+              </w:rPr>
+              <w:t xml:space="preserve"> summary here. </w:t>
             </w:r>
           </w:p>
         </w:tc>
@@ -474,13 +488,186 @@
               <w:rPr>
                 <w:shd w:val="clear" w:color="auto" w:fill="C5C5BD" w:themeFill="background2"/>
               </w:rPr>
-              <w:t>max. 500</w:t>
+              <w:t xml:space="preserve">max. </w:t>
+            </w:r>
+            <w:proofErr w:type="gramStart"/>
+            <w:r>
+              <w:rPr>
+                <w:shd w:val="clear" w:color="auto" w:fill="C5C5BD" w:themeFill="background2"/>
+              </w:rPr>
+              <w:t>500</w:t>
             </w:r>
             <w:r>
               <w:rPr>
                 <w:shd w:val="clear" w:color="auto" w:fill="C5C5BD" w:themeFill="background2"/>
               </w:rPr>
-              <w:t xml:space="preserve"> word summary here.</w:t>
+              <w:t xml:space="preserve"> word</w:t>
+            </w:r>
+            <w:proofErr w:type="gramEnd"/>
+            <w:r>
+              <w:rPr>
+                <w:shd w:val="clear" w:color="auto" w:fill="C5C5BD" w:themeFill="background2"/>
+              </w:rPr>
+              <w:t xml:space="preserve"> summary here.</w:t>
+            </w:r>
+          </w:p>
+        </w:tc>
+      </w:tr>
+      <w:tr>
+        <w:trPr>
+          <w:trHeight w:val="1287"/>
+        </w:trPr>
+        <w:tc>
+          <w:tcPr>
+            <w:tcW w:w="9356" w:type="dxa"/>
+            <w:tcBorders>
+              <w:top w:val="nil"/>
+              <w:bottom w:val="single" w:sz="4" w:space="0" w:color="auto"/>
+            </w:tcBorders>
+          </w:tcPr>
+          <w:p>
+            <w:pPr>
+              <w:spacing w:before="120"/>
+              <w:rPr>
+                <w:b/>
+                <w:sz w:val="22"/>
+                <w:szCs w:val="22"/>
+                <w:u w:val="single"/>
+              </w:rPr>
+            </w:pPr>
+            <w:r>
+              <w:rPr>
+                <w:b/>
+                <w:sz w:val="22"/>
+                <w:szCs w:val="22"/>
+                <w:u w:val="single"/>
+              </w:rPr>
+              <w:t xml:space="preserve">Expected </w:t>
+            </w:r>
+            <w:r>
+              <w:rPr>
+                <w:b/>
+                <w:bCs/>
+                <w:sz w:val="22"/>
+                <w:szCs w:val="22"/>
+                <w:u w:val="single"/>
+              </w:rPr>
+              <w:t xml:space="preserve">outputs and </w:t>
+            </w:r>
+            <w:r>
+              <w:rPr>
+                <w:b/>
+                <w:sz w:val="22"/>
+                <w:szCs w:val="22"/>
+                <w:u w:val="single"/>
+              </w:rPr>
+              <w:t xml:space="preserve">contribution to the Action MoU objectives and deliverables. </w:t>
+            </w:r>
+          </w:p>
+          <w:p>
+            <w:pPr>
+              <w:spacing w:before="120"/>
+              <w:rPr>
+                <w:rFonts w:ascii="ArialMT" w:eastAsiaTheme="minorEastAsia" w:hAnsi="ArialMT" w:cs="ArialMT"/>
+                <w:color w:val="656966"/>
+              </w:rPr>
+            </w:pPr>
+            <w:r>
+              <w:rPr>
+                <w:rFonts w:ascii="ArialMT" w:eastAsiaTheme="minorEastAsia" w:hAnsi="ArialMT" w:cs="ArialMT"/>
+                <w:color w:val="656966"/>
+              </w:rPr>
+              <w:t>Main expected results and their contribution to the progress towards the</w:t>
+            </w:r>
+            <w:r>
+              <w:rPr>
+                <w:rFonts w:ascii="ArialMT" w:eastAsiaTheme="minorEastAsia" w:hAnsi="ArialMT" w:cs="ArialMT"/>
+                <w:color w:val="656966"/>
+              </w:rPr>
+              <w:t xml:space="preserve"> Action</w:t>
+            </w:r>
+            <w:r>
+              <w:rPr>
+                <w:rFonts w:ascii="ArialMT" w:eastAsiaTheme="minorEastAsia" w:hAnsi="ArialMT" w:cs="ArialMT"/>
+                <w:color w:val="656966"/>
+              </w:rPr>
+              <w:t xml:space="preserve"> objectives (either research coordination and/or capacity building objectives) and</w:t>
+            </w:r>
+            <w:r>
+              <w:rPr>
+                <w:rFonts w:ascii="ArialMT" w:eastAsiaTheme="minorEastAsia" w:hAnsi="ArialMT" w:cs="ArialMT"/>
+                <w:color w:val="656966"/>
+              </w:rPr>
+              <w:t xml:space="preserve"> deliverables.</w:t>
+            </w:r>
+          </w:p>
+          <w:p>
+            <w:pPr>
+              <w:spacing w:before="120"/>
+              <w:rPr>
+                <w:i/>
+                <w:iCs/>
+              </w:rPr>
+            </w:pPr>
+            <w:r>
+              <w:rPr>
+                <w:i/>
+                <w:iCs/>
+              </w:rPr>
+              <w:t xml:space="preserve">(max.500 words) </w:t>
+            </w:r>
+          </w:p>
+          <w:p>
+            <w:pPr>
+              <w:spacing w:before="120" w:after="120"/>
+              <w:rPr>
+                <w:i/>
+                <w:iCs/>
+              </w:rPr>
+            </w:pPr>
+            <w:r>
+              <w:rPr>
+                <w:shd w:val="clear" w:color="auto" w:fill="C5C5BD" w:themeFill="background2"/>
+              </w:rPr>
+              <w:t>Applicant</w:t>
+            </w:r>
+            <w:r>
+              <w:rPr>
+                <w:shd w:val="clear" w:color="auto" w:fill="C5C5BD" w:themeFill="background2"/>
+              </w:rPr>
+              <w:t xml:space="preserve"> enters</w:t>
+            </w:r>
+            <w:r>
+              <w:rPr>
+                <w:shd w:val="clear" w:color="auto" w:fill="C5C5BD" w:themeFill="background2"/>
+              </w:rPr>
+              <w:t xml:space="preserve"> max.</w:t>
+            </w:r>
+            <w:r>
+              <w:rPr>
+                <w:shd w:val="clear" w:color="auto" w:fill="C5C5BD" w:themeFill="background2"/>
+              </w:rPr>
+              <w:t xml:space="preserve"> </w:t>
+            </w:r>
+            <w:proofErr w:type="gramStart"/>
+            <w:r>
+              <w:rPr>
+                <w:shd w:val="clear" w:color="auto" w:fill="C5C5BD" w:themeFill="background2"/>
+              </w:rPr>
+              <w:t>500</w:t>
+            </w:r>
+            <w:r>
+              <w:rPr>
+                <w:shd w:val="clear" w:color="auto" w:fill="C5C5BD" w:themeFill="background2"/>
+              </w:rPr>
+              <w:t xml:space="preserve"> word</w:t>
+            </w:r>
+            <w:proofErr w:type="gramEnd"/>
+            <w:r>
+              <w:rPr>
+                <w:shd w:val="clear" w:color="auto" w:fill="C5C5BD" w:themeFill="background2"/>
+              </w:rPr>
+              <w:t xml:space="preserve"> summary here.</w:t>
             </w:r>
           </w:p>
         </w:tc>
@@ -514,17 +701,7 @@
                 <w:szCs w:val="22"/>
                 <w:u w:val="single"/>
               </w:rPr>
-              <w:t xml:space="preserve">Expected </w:t>
-            </w:r>
-            <w:r>
-              <w:rPr>
-                <w:b/>
-                <w:bCs/>
-                <w:sz w:val="22"/>
-                <w:szCs w:val="22"/>
-                <w:u w:val="single"/>
-              </w:rPr>
-              <w:t xml:space="preserve">outputs and </w:t>
+              <w:t>Justification of expenses</w:t>
             </w:r>
             <w:r>
               <w:rPr>
@@ -533,67 +710,42 @@
                 <w:szCs w:val="22"/>
                 <w:u w:val="single"/>
               </w:rPr>
-              <w:t xml:space="preserve">contribution to the Action MoU objectives and deliverables. </w:t>
+              <w:t xml:space="preserve">. </w:t>
             </w:r>
           </w:p>
           <w:p>
             <w:pPr>
               <w:spacing w:before="120"/>
               <w:rPr>
-                <w:rFonts w:ascii="ArialMT" w:eastAsiaTheme="minorEastAsia" w:hAnsi="ArialMT" w:cs="ArialMT"/>
-                <w:color w:val="656966"/>
+                <w:bCs/>
+                <w:sz w:val="22"/>
+                <w:szCs w:val="22"/>
               </w:rPr>
             </w:pPr>
             <w:r>
               <w:rPr>
-                <w:rFonts w:ascii="ArialMT" w:eastAsiaTheme="minorEastAsia" w:hAnsi="ArialMT" w:cs="ArialMT"/>
-                <w:color w:val="656966"/>
-              </w:rPr>
-              <w:t>Main expected results and their contribution to the progress towards the</w:t>
+                <w:bCs/>
+                <w:sz w:val="22"/>
+                <w:szCs w:val="22"/>
+              </w:rPr>
+              <w:t>Please include a</w:t>
             </w:r>
             <w:r>
               <w:rPr>
-                <w:rFonts w:ascii="ArialMT" w:eastAsiaTheme="minorEastAsia" w:hAnsi="ArialMT" w:cs="ArialMT"/>
-                <w:color w:val="656966"/>
-              </w:rPr>
-              <w:t xml:space="preserve"> Action</w:t>
-            </w:r>
-            <w:r>
-              <w:rPr>
-                <w:rFonts w:ascii="ArialMT" w:eastAsiaTheme="minorEastAsia" w:hAnsi="ArialMT" w:cs="ArialMT"/>
-                <w:color w:val="656966"/>
-              </w:rPr>
-              <w:t xml:space="preserve"> objectives (either research coordination and/or capacity building objectives) and</w:t>
-            </w:r>
-            <w:r>
-              <w:rPr>
-                <w:rFonts w:ascii="ArialMT" w:eastAsiaTheme="minorEastAsia" w:hAnsi="ArialMT" w:cs="ArialMT"/>
-                <w:color w:val="656966"/>
-              </w:rPr>
-              <w:t xml:space="preserve"> deliverables.</w:t>
+                <w:bCs/>
+                <w:sz w:val="22"/>
+                <w:szCs w:val="22"/>
+              </w:rPr>
+              <w:t xml:space="preserve"> clear justification of the requested expenses, including estimated travel, accommodation and subsistence costs where relevant, so that the Grant Reviewers can assess whether the proposed budget is reasonable and eligible</w:t>
             </w:r>
           </w:p>
           <w:p>
             <w:pPr>
               <w:spacing w:before="120"/>
               <w:rPr>
-                <w:i/>
-                <w:iCs/>
-              </w:rPr>
-            </w:pPr>
-            <w:r>
-              <w:rPr>
-                <w:i/>
-                <w:iCs/>
-              </w:rPr>
-              <w:t xml:space="preserve">(max.500 words) </w:t>
-            </w:r>
-          </w:p>
-          <w:p>
-            <w:pPr>
-              <w:spacing w:before="120"/>
-              <w:rPr>
-                <w:shd w:val="clear" w:color="auto" w:fill="C5C5BD" w:themeFill="background2"/>
+                <w:bCs/>
+                <w:sz w:val="22"/>
+                <w:szCs w:val="22"/>
               </w:rPr>
             </w:pPr>
             <w:r>
@@ -612,25 +764,19 @@
               <w:rPr>
                 <w:shd w:val="clear" w:color="auto" w:fill="C5C5BD" w:themeFill="background2"/>
               </w:rPr>
-              <w:t xml:space="preserve"> max.</w:t>
-            </w:r>
-            <w:r>
-              <w:rPr>
-                <w:shd w:val="clear" w:color="auto" w:fill="C5C5BD" w:themeFill="background2"/>
-              </w:rPr>
               <w:t xml:space="preserve"> </w:t>
             </w:r>
             <w:r>
               <w:rPr>
                 <w:shd w:val="clear" w:color="auto" w:fill="C5C5BD" w:themeFill="background2"/>
               </w:rPr>
-              <w:t>500</w:t>
+              <w:t>justification</w:t>
             </w:r>
             <w:r>
               <w:rPr>
                 <w:shd w:val="clear" w:color="auto" w:fill="C5C5BD" w:themeFill="background2"/>
               </w:rPr>
-              <w:t xml:space="preserve"> word summary here. </w:t>
+              <w:t xml:space="preserve"> here.</w:t>
             </w:r>
           </w:p>
         </w:tc>
@@ -660,7 +806,7 @@
 </file>
 
 <file path=word/endnotes.xml><?xml version="1.0" encoding="utf-8"?>
-<w:endnotes xmlns:wpc="http://schemas.microsoft.com/office/word/2010/wordprocessingCanvas" xmlns:cx="http://schemas.microsoft.com/office/drawing/2014/chartex" xmlns:cx1="http://schemas.microsoft.com/office/drawing/2015/9/8/chartex" xmlns:cx2="http://schemas.microsoft.com/office/drawing/2015/10/21/chartex" xmlns:cx3="http://schemas.microsoft.com/office/drawing/2016/5/9/chartex" xmlns:cx4="http://schemas.microsoft.com/office/drawing/2016/5/10/chartex" xmlns:cx5="http://schemas.microsoft.com/office/drawing/2016/5/11/chartex" xmlns:cx6="http://schemas.microsoft.com/office/drawing/2016/5/12/chartex" xmlns:cx7="http://schemas.microsoft.com/office/drawing/2016/5/13/chartex" xmlns:cx8="http://schemas.microsoft.com/office/drawing/2016/5/14/chartex" xmlns:mc="http://schemas.openxmlformats.org/markup-compatibility/2006" xmlns:aink="http://schemas.microsoft.com/office/drawing/2016/ink" xmlns:am3d="http://schemas.microsoft.com/office/drawing/2017/model3d" xmlns:o="urn:schemas-microsoft-com:office:office" xmlns:r="http://schemas.openxmlformats.org/officeDocument/2006/relationships" xmlns:m="http://schemas.openxmlformats.org/officeDocument/2006/math" xmlns:v="urn:schemas-microsoft-com:vml" xmlns:wp14="http://schemas.microsoft.com/office/word/2010/wordprocessingDrawing" xmlns:wp="http://schemas.openxmlformats.org/drawingml/2006/wordprocessingDrawing" xmlns:w10="urn:schemas-microsoft-com:office:word" xmlns:w="http://schemas.openxmlformats.org/wordprocessingml/2006/main" xmlns:w14="http://schemas.microsoft.com/office/word/2010/wordml" xmlns:w15="http://schemas.microsoft.com/office/word/2012/wordml" xmlns:w16cex="http://schemas.microsoft.com/office/word/2018/wordml/cex" xmlns:w16cid="http://schemas.microsoft.com/office/word/2016/wordml/cid" xmlns:w16="http://schemas.microsoft.com/office/word/2018/wordml" xmlns:w16sdtdh="http://schemas.microsoft.com/office/word/2020/wordml/sdtdatahash" xmlns:w16se="http://schemas.microsoft.com/office/word/2015/wordml/symex" xmlns:wpg="http://schemas.microsoft.com/office/word/2010/wordprocessingGroup" xmlns:wpi="http://schemas.microsoft.com/office/word/2010/wordprocessingInk" xmlns:wne="http://schemas.microsoft.com/office/word/2006/wordml" xmlns:wps="http://schemas.microsoft.com/office/word/2010/wordprocessingShape" mc:Ignorable="w14 w15 w16se w16cid w16 w16cex w16sdtdh wp14">
+<w:endnotes xmlns:wpc="http://schemas.microsoft.com/office/word/2010/wordprocessingCanvas" xmlns:cx="http://schemas.microsoft.com/office/drawing/2014/chartex" xmlns:cx1="http://schemas.microsoft.com/office/drawing/2015/9/8/chartex" xmlns:cx2="http://schemas.microsoft.com/office/drawing/2015/10/21/chartex" xmlns:cx3="http://schemas.microsoft.com/office/drawing/2016/5/9/chartex" xmlns:cx4="http://schemas.microsoft.com/office/drawing/2016/5/10/chartex" xmlns:cx5="http://schemas.microsoft.com/office/drawing/2016/5/11/chartex" xmlns:cx6="http://schemas.microsoft.com/office/drawing/2016/5/12/chartex" xmlns:cx7="http://schemas.microsoft.com/office/drawing/2016/5/13/chartex" xmlns:cx8="http://schemas.microsoft.com/office/drawing/2016/5/14/chartex" xmlns:mc="http://schemas.openxmlformats.org/markup-compatibility/2006" xmlns:aink="http://schemas.microsoft.com/office/drawing/2016/ink" xmlns:am3d="http://schemas.microsoft.com/office/drawing/2017/model3d" xmlns:o="urn:schemas-microsoft-com:office:office" xmlns:oel="http://schemas.microsoft.com/office/2019/extlst" xmlns:r="http://schemas.openxmlformats.org/officeDocument/2006/relationships" xmlns:m="http://schemas.openxmlformats.org/officeDocument/2006/math" xmlns:v="urn:schemas-microsoft-com:vml" xmlns:wp14="http://schemas.microsoft.com/office/word/2010/wordprocessingDrawing" xmlns:wp="http://schemas.openxmlformats.org/drawingml/2006/wordprocessingDrawing" xmlns:w10="urn:schemas-microsoft-com:office:word" xmlns:w="http://schemas.openxmlformats.org/wordprocessingml/2006/main" xmlns:w14="http://schemas.microsoft.com/office/word/2010/wordml" xmlns:w15="http://schemas.microsoft.com/office/word/2012/wordml" xmlns:w16cex="http://schemas.microsoft.com/office/word/2018/wordml/cex" xmlns:w16cid="http://schemas.microsoft.com/office/word/2016/wordml/cid" xmlns:w16="http://schemas.microsoft.com/office/word/2018/wordml" xmlns:w16du="http://schemas.microsoft.com/office/word/2023/wordml/word16du" xmlns:w16sdtdh="http://schemas.microsoft.com/office/word/2020/wordml/sdtdatahash" xmlns:w16sdtfl="http://schemas.microsoft.com/office/word/2024/wordml/sdtformatlock" xmlns:w16se="http://schemas.microsoft.com/office/word/2015/wordml/symex" xmlns:wpg="http://schemas.microsoft.com/office/word/2010/wordprocessingGroup" xmlns:wpi="http://schemas.microsoft.com/office/word/2010/wordprocessingInk" xmlns:wne="http://schemas.microsoft.com/office/word/2006/wordml" xmlns:wps="http://schemas.microsoft.com/office/word/2010/wordprocessingShape" mc:Ignorable="w14 w15 w16se w16cid w16 w16cex w16sdtdh w16sdtfl w16du wp14">
   <w:endnote w:type="separator" w:id="-1">
     <w:p>
       <w:r>
@@ -679,7 +825,7 @@
 </file>
 
 <file path=word/footer1.xml><?xml version="1.0" encoding="utf-8"?>
-<w:ftr xmlns:wpc="http://schemas.microsoft.com/office/word/2010/wordprocessingCanvas" xmlns:cx="http://schemas.microsoft.com/office/drawing/2014/chartex" xmlns:cx1="http://schemas.microsoft.com/office/drawing/2015/9/8/chartex" xmlns:cx2="http://schemas.microsoft.com/office/drawing/2015/10/21/chartex" xmlns:cx3="http://schemas.microsoft.com/office/drawing/2016/5/9/chartex" xmlns:cx4="http://schemas.microsoft.com/office/drawing/2016/5/10/chartex" xmlns:cx5="http://schemas.microsoft.com/office/drawing/2016/5/11/chartex" xmlns:cx6="http://schemas.microsoft.com/office/drawing/2016/5/12/chartex" xmlns:cx7="http://schemas.microsoft.com/office/drawing/2016/5/13/chartex" xmlns:cx8="http://schemas.microsoft.com/office/drawing/2016/5/14/chartex" xmlns:mc="http://schemas.openxmlformats.org/markup-compatibility/2006" xmlns:aink="http://schemas.microsoft.com/office/drawing/2016/ink" xmlns:am3d="http://schemas.microsoft.com/office/drawing/2017/model3d" xmlns:o="urn:schemas-microsoft-com:office:office" xmlns:r="http://schemas.openxmlformats.org/officeDocument/2006/relationships" xmlns:m="http://schemas.openxmlformats.org/officeDocument/2006/math" xmlns:v="urn:schemas-microsoft-com:vml" xmlns:wp14="http://schemas.microsoft.com/office/word/2010/wordprocessingDrawing" xmlns:wp="http://schemas.openxmlformats.org/drawingml/2006/wordprocessingDrawing" xmlns:w10="urn:schemas-microsoft-com:office:word" xmlns:w="http://schemas.openxmlformats.org/wordprocessingml/2006/main" xmlns:w14="http://schemas.microsoft.com/office/word/2010/wordml" xmlns:w15="http://schemas.microsoft.com/office/word/2012/wordml" xmlns:w16cex="http://schemas.microsoft.com/office/word/2018/wordml/cex" xmlns:w16cid="http://schemas.microsoft.com/office/word/2016/wordml/cid" xmlns:w16="http://schemas.microsoft.com/office/word/2018/wordml" xmlns:w16sdtdh="http://schemas.microsoft.com/office/word/2020/wordml/sdtdatahash" xmlns:w16se="http://schemas.microsoft.com/office/word/2015/wordml/symex" xmlns:wpg="http://schemas.microsoft.com/office/word/2010/wordprocessingGroup" xmlns:wpi="http://schemas.microsoft.com/office/word/2010/wordprocessingInk" xmlns:wne="http://schemas.microsoft.com/office/word/2006/wordml" xmlns:wps="http://schemas.microsoft.com/office/word/2010/wordprocessingShape" mc:Ignorable="w14 w15 w16se w16cid w16 w16cex w16sdtdh wp14">
+<w:ftr xmlns:wpc="http://schemas.microsoft.com/office/word/2010/wordprocessingCanvas" xmlns:cx="http://schemas.microsoft.com/office/drawing/2014/chartex" xmlns:cx1="http://schemas.microsoft.com/office/drawing/2015/9/8/chartex" xmlns:cx2="http://schemas.microsoft.com/office/drawing/2015/10/21/chartex" xmlns:cx3="http://schemas.microsoft.com/office/drawing/2016/5/9/chartex" xmlns:cx4="http://schemas.microsoft.com/office/drawing/2016/5/10/chartex" xmlns:cx5="http://schemas.microsoft.com/office/drawing/2016/5/11/chartex" xmlns:cx6="http://schemas.microsoft.com/office/drawing/2016/5/12/chartex" xmlns:cx7="http://schemas.microsoft.com/office/drawing/2016/5/13/chartex" xmlns:cx8="http://schemas.microsoft.com/office/drawing/2016/5/14/chartex" xmlns:mc="http://schemas.openxmlformats.org/markup-compatibility/2006" xmlns:aink="http://schemas.microsoft.com/office/drawing/2016/ink" xmlns:am3d="http://schemas.microsoft.com/office/drawing/2017/model3d" xmlns:o="urn:schemas-microsoft-com:office:office" xmlns:oel="http://schemas.microsoft.com/office/2019/extlst" xmlns:r="http://schemas.openxmlformats.org/officeDocument/2006/relationships" xmlns:m="http://schemas.openxmlformats.org/officeDocument/2006/math" xmlns:v="urn:schemas-microsoft-com:vml" xmlns:wp14="http://schemas.microsoft.com/office/word/2010/wordprocessingDrawing" xmlns:wp="http://schemas.openxmlformats.org/drawingml/2006/wordprocessingDrawing" xmlns:w10="urn:schemas-microsoft-com:office:word" xmlns:w="http://schemas.openxmlformats.org/wordprocessingml/2006/main" xmlns:w14="http://schemas.microsoft.com/office/word/2010/wordml" xmlns:w15="http://schemas.microsoft.com/office/word/2012/wordml" xmlns:w16cex="http://schemas.microsoft.com/office/word/2018/wordml/cex" xmlns:w16cid="http://schemas.microsoft.com/office/word/2016/wordml/cid" xmlns:w16="http://schemas.microsoft.com/office/word/2018/wordml" xmlns:w16du="http://schemas.microsoft.com/office/word/2023/wordml/word16du" xmlns:w16sdtdh="http://schemas.microsoft.com/office/word/2020/wordml/sdtdatahash" xmlns:w16sdtfl="http://schemas.microsoft.com/office/word/2024/wordml/sdtformatlock" xmlns:w16se="http://schemas.microsoft.com/office/word/2015/wordml/symex" xmlns:wpg="http://schemas.microsoft.com/office/word/2010/wordprocessingGroup" xmlns:wpi="http://schemas.microsoft.com/office/word/2010/wordprocessingInk" xmlns:wne="http://schemas.microsoft.com/office/word/2006/wordml" xmlns:wps="http://schemas.microsoft.com/office/word/2010/wordprocessingShape" mc:Ignorable="w14 w15 w16se w16cid w16 w16cex w16sdtdh w16sdtfl w16du wp14">
   <w:p>
     <w:pPr>
       <w:pStyle w:val="Footer"/>
@@ -689,7 +835,7 @@
 </file>
 
 <file path=word/footer2.xml><?xml version="1.0" encoding="utf-8"?>
-<w:ftr xmlns:wpc="http://schemas.microsoft.com/office/word/2010/wordprocessingCanvas" xmlns:cx="http://schemas.microsoft.com/office/drawing/2014/chartex" xmlns:cx1="http://schemas.microsoft.com/office/drawing/2015/9/8/chartex" xmlns:cx2="http://schemas.microsoft.com/office/drawing/2015/10/21/chartex" xmlns:cx3="http://schemas.microsoft.com/office/drawing/2016/5/9/chartex" xmlns:cx4="http://schemas.microsoft.com/office/drawing/2016/5/10/chartex" xmlns:cx5="http://schemas.microsoft.com/office/drawing/2016/5/11/chartex" xmlns:cx6="http://schemas.microsoft.com/office/drawing/2016/5/12/chartex" xmlns:cx7="http://schemas.microsoft.com/office/drawing/2016/5/13/chartex" xmlns:cx8="http://schemas.microsoft.com/office/drawing/2016/5/14/chartex" xmlns:mc="http://schemas.openxmlformats.org/markup-compatibility/2006" xmlns:aink="http://schemas.microsoft.com/office/drawing/2016/ink" xmlns:am3d="http://schemas.microsoft.com/office/drawing/2017/model3d" xmlns:o="urn:schemas-microsoft-com:office:office" xmlns:r="http://schemas.openxmlformats.org/officeDocument/2006/relationships" xmlns:m="http://schemas.openxmlformats.org/officeDocument/2006/math" xmlns:v="urn:schemas-microsoft-com:vml" xmlns:wp14="http://schemas.microsoft.com/office/word/2010/wordprocessingDrawing" xmlns:wp="http://schemas.openxmlformats.org/drawingml/2006/wordprocessingDrawing" xmlns:w10="urn:schemas-microsoft-com:office:word" xmlns:w="http://schemas.openxmlformats.org/wordprocessingml/2006/main" xmlns:w14="http://schemas.microsoft.com/office/word/2010/wordml" xmlns:w15="http://schemas.microsoft.com/office/word/2012/wordml" xmlns:w16cex="http://schemas.microsoft.com/office/word/2018/wordml/cex" xmlns:w16cid="http://schemas.microsoft.com/office/word/2016/wordml/cid" xmlns:w16="http://schemas.microsoft.com/office/word/2018/wordml" xmlns:w16sdtdh="http://schemas.microsoft.com/office/word/2020/wordml/sdtdatahash" xmlns:w16se="http://schemas.microsoft.com/office/word/2015/wordml/symex" xmlns:wpg="http://schemas.microsoft.com/office/word/2010/wordprocessingGroup" xmlns:wpi="http://schemas.microsoft.com/office/word/2010/wordprocessingInk" xmlns:wne="http://schemas.microsoft.com/office/word/2006/wordml" xmlns:wps="http://schemas.microsoft.com/office/word/2010/wordprocessingShape" mc:Ignorable="w14 w15 w16se w16cid w16 w16cex w16sdtdh wp14">
+<w:ftr xmlns:wpc="http://schemas.microsoft.com/office/word/2010/wordprocessingCanvas" xmlns:cx="http://schemas.microsoft.com/office/drawing/2014/chartex" xmlns:cx1="http://schemas.microsoft.com/office/drawing/2015/9/8/chartex" xmlns:cx2="http://schemas.microsoft.com/office/drawing/2015/10/21/chartex" xmlns:cx3="http://schemas.microsoft.com/office/drawing/2016/5/9/chartex" xmlns:cx4="http://schemas.microsoft.com/office/drawing/2016/5/10/chartex" xmlns:cx5="http://schemas.microsoft.com/office/drawing/2016/5/11/chartex" xmlns:cx6="http://schemas.microsoft.com/office/drawing/2016/5/12/chartex" xmlns:cx7="http://schemas.microsoft.com/office/drawing/2016/5/13/chartex" xmlns:cx8="http://schemas.microsoft.com/office/drawing/2016/5/14/chartex" xmlns:mc="http://schemas.openxmlformats.org/markup-compatibility/2006" xmlns:aink="http://schemas.microsoft.com/office/drawing/2016/ink" xmlns:am3d="http://schemas.microsoft.com/office/drawing/2017/model3d" xmlns:o="urn:schemas-microsoft-com:office:office" xmlns:oel="http://schemas.microsoft.com/office/2019/extlst" xmlns:r="http://schemas.openxmlformats.org/officeDocument/2006/relationships" xmlns:m="http://schemas.openxmlformats.org/officeDocument/2006/math" xmlns:v="urn:schemas-microsoft-com:vml" xmlns:wp14="http://schemas.microsoft.com/office/word/2010/wordprocessingDrawing" xmlns:wp="http://schemas.openxmlformats.org/drawingml/2006/wordprocessingDrawing" xmlns:w10="urn:schemas-microsoft-com:office:word" xmlns:w="http://schemas.openxmlformats.org/wordprocessingml/2006/main" xmlns:w14="http://schemas.microsoft.com/office/word/2010/wordml" xmlns:w15="http://schemas.microsoft.com/office/word/2012/wordml" xmlns:w16cex="http://schemas.microsoft.com/office/word/2018/wordml/cex" xmlns:w16cid="http://schemas.microsoft.com/office/word/2016/wordml/cid" xmlns:w16="http://schemas.microsoft.com/office/word/2018/wordml" xmlns:w16du="http://schemas.microsoft.com/office/word/2023/wordml/word16du" xmlns:w16sdtdh="http://schemas.microsoft.com/office/word/2020/wordml/sdtdatahash" xmlns:w16sdtfl="http://schemas.microsoft.com/office/word/2024/wordml/sdtformatlock" xmlns:w16se="http://schemas.microsoft.com/office/word/2015/wordml/symex" xmlns:wpg="http://schemas.microsoft.com/office/word/2010/wordprocessingGroup" xmlns:wpi="http://schemas.microsoft.com/office/word/2010/wordprocessingInk" xmlns:wne="http://schemas.microsoft.com/office/word/2006/wordml" xmlns:wps="http://schemas.microsoft.com/office/word/2010/wordprocessingShape" mc:Ignorable="w14 w15 w16se w16cid w16 w16cex w16sdtdh w16sdtfl w16du wp14">
   <w:p>
     <w:pPr>
       <w:pStyle w:val="Footer"/>
@@ -895,7 +1041,7 @@
 </file>
 
 <file path=word/footer3.xml><?xml version="1.0" encoding="utf-8"?>
-<w:ftr xmlns:wpc="http://schemas.microsoft.com/office/word/2010/wordprocessingCanvas" xmlns:cx="http://schemas.microsoft.com/office/drawing/2014/chartex" xmlns:cx1="http://schemas.microsoft.com/office/drawing/2015/9/8/chartex" xmlns:cx2="http://schemas.microsoft.com/office/drawing/2015/10/21/chartex" xmlns:cx3="http://schemas.microsoft.com/office/drawing/2016/5/9/chartex" xmlns:cx4="http://schemas.microsoft.com/office/drawing/2016/5/10/chartex" xmlns:cx5="http://schemas.microsoft.com/office/drawing/2016/5/11/chartex" xmlns:cx6="http://schemas.microsoft.com/office/drawing/2016/5/12/chartex" xmlns:cx7="http://schemas.microsoft.com/office/drawing/2016/5/13/chartex" xmlns:cx8="http://schemas.microsoft.com/office/drawing/2016/5/14/chartex" xmlns:mc="http://schemas.openxmlformats.org/markup-compatibility/2006" xmlns:aink="http://schemas.microsoft.com/office/drawing/2016/ink" xmlns:am3d="http://schemas.microsoft.com/office/drawing/2017/model3d" xmlns:o="urn:schemas-microsoft-com:office:office" xmlns:r="http://schemas.openxmlformats.org/officeDocument/2006/relationships" xmlns:m="http://schemas.openxmlformats.org/officeDocument/2006/math" xmlns:v="urn:schemas-microsoft-com:vml" xmlns:wp14="http://schemas.microsoft.com/office/word/2010/wordprocessingDrawing" xmlns:wp="http://schemas.openxmlformats.org/drawingml/2006/wordprocessingDrawing" xmlns:w10="urn:schemas-microsoft-com:office:word" xmlns:w="http://schemas.openxmlformats.org/wordprocessingml/2006/main" xmlns:w14="http://schemas.microsoft.com/office/word/2010/wordml" xmlns:w15="http://schemas.microsoft.com/office/word/2012/wordml" xmlns:w16cex="http://schemas.microsoft.com/office/word/2018/wordml/cex" xmlns:w16cid="http://schemas.microsoft.com/office/word/2016/wordml/cid" xmlns:w16="http://schemas.microsoft.com/office/word/2018/wordml" xmlns:w16sdtdh="http://schemas.microsoft.com/office/word/2020/wordml/sdtdatahash" xmlns:w16se="http://schemas.microsoft.com/office/word/2015/wordml/symex" xmlns:wpg="http://schemas.microsoft.com/office/word/2010/wordprocessingGroup" xmlns:wpi="http://schemas.microsoft.com/office/word/2010/wordprocessingInk" xmlns:wne="http://schemas.microsoft.com/office/word/2006/wordml" xmlns:wps="http://schemas.microsoft.com/office/word/2010/wordprocessingShape" mc:Ignorable="w14 w15 w16se w16cid w16 w16cex w16sdtdh wp14">
+<w:ftr xmlns:wpc="http://schemas.microsoft.com/office/word/2010/wordprocessingCanvas" xmlns:cx="http://schemas.microsoft.com/office/drawing/2014/chartex" xmlns:cx1="http://schemas.microsoft.com/office/drawing/2015/9/8/chartex" xmlns:cx2="http://schemas.microsoft.com/office/drawing/2015/10/21/chartex" xmlns:cx3="http://schemas.microsoft.com/office/drawing/2016/5/9/chartex" xmlns:cx4="http://schemas.microsoft.com/office/drawing/2016/5/10/chartex" xmlns:cx5="http://schemas.microsoft.com/office/drawing/2016/5/11/chartex" xmlns:cx6="http://schemas.microsoft.com/office/drawing/2016/5/12/chartex" xmlns:cx7="http://schemas.microsoft.com/office/drawing/2016/5/13/chartex" xmlns:cx8="http://schemas.microsoft.com/office/drawing/2016/5/14/chartex" xmlns:mc="http://schemas.openxmlformats.org/markup-compatibility/2006" xmlns:aink="http://schemas.microsoft.com/office/drawing/2016/ink" xmlns:am3d="http://schemas.microsoft.com/office/drawing/2017/model3d" xmlns:o="urn:schemas-microsoft-com:office:office" xmlns:oel="http://schemas.microsoft.com/office/2019/extlst" xmlns:r="http://schemas.openxmlformats.org/officeDocument/2006/relationships" xmlns:m="http://schemas.openxmlformats.org/officeDocument/2006/math" xmlns:v="urn:schemas-microsoft-com:vml" xmlns:wp14="http://schemas.microsoft.com/office/word/2010/wordprocessingDrawing" xmlns:wp="http://schemas.openxmlformats.org/drawingml/2006/wordprocessingDrawing" xmlns:w10="urn:schemas-microsoft-com:office:word" xmlns:w="http://schemas.openxmlformats.org/wordprocessingml/2006/main" xmlns:w14="http://schemas.microsoft.com/office/word/2010/wordml" xmlns:w15="http://schemas.microsoft.com/office/word/2012/wordml" xmlns:w16cex="http://schemas.microsoft.com/office/word/2018/wordml/cex" xmlns:w16cid="http://schemas.microsoft.com/office/word/2016/wordml/cid" xmlns:w16="http://schemas.microsoft.com/office/word/2018/wordml" xmlns:w16du="http://schemas.microsoft.com/office/word/2023/wordml/word16du" xmlns:w16sdtdh="http://schemas.microsoft.com/office/word/2020/wordml/sdtdatahash" xmlns:w16sdtfl="http://schemas.microsoft.com/office/word/2024/wordml/sdtformatlock" xmlns:w16se="http://schemas.microsoft.com/office/word/2015/wordml/symex" xmlns:wpg="http://schemas.microsoft.com/office/word/2010/wordprocessingGroup" xmlns:wpi="http://schemas.microsoft.com/office/word/2010/wordprocessingInk" xmlns:wne="http://schemas.microsoft.com/office/word/2006/wordml" xmlns:wps="http://schemas.microsoft.com/office/word/2010/wordprocessingShape" mc:Ignorable="w14 w15 w16se w16cid w16 w16cex w16sdtdh w16sdtfl w16du wp14">
   <w:p>
     <w:pPr>
       <w:pStyle w:val="Footer"/>
@@ -1045,8 +1191,9 @@
         <w:szCs w:val="17"/>
         <w:lang w:val="fr-FR"/>
       </w:rPr>
-      <w:t xml:space="preserve"> Bolwerklaan</w:t>
+      <w:t xml:space="preserve"> </w:t>
     </w:r>
+    <w:proofErr w:type="spellStart"/>
     <w:r>
       <w:rPr>
         <w:rFonts w:ascii="Effra" w:hAnsi="Effra"/>
@@ -1054,8 +1201,9 @@
         <w:szCs w:val="17"/>
         <w:lang w:val="fr-FR"/>
       </w:rPr>
-      <w:t xml:space="preserve"> 21 | 1210 </w:t>
+      <w:t>Bolwerklaan</w:t>
     </w:r>
+    <w:proofErr w:type="spellEnd"/>
     <w:r>
       <w:rPr>
         <w:rFonts w:ascii="Effra" w:hAnsi="Effra"/>
@@ -1063,7 +1211,7 @@
         <w:szCs w:val="17"/>
         <w:lang w:val="fr-FR"/>
       </w:rPr>
-      <w:t>Brussels, Belg</w:t>
+      <w:t xml:space="preserve"> 21 | 1210 </w:t>
     </w:r>
     <w:r>
       <w:rPr>
@@ -1072,8 +1220,28 @@
         <w:szCs w:val="17"/>
         <w:lang w:val="fr-FR"/>
       </w:rPr>
+      <w:t xml:space="preserve">Brussels, </w:t>
+    </w:r>
+    <w:proofErr w:type="spellStart"/>
+    <w:r>
+      <w:rPr>
+        <w:rFonts w:ascii="Effra" w:hAnsi="Effra"/>
+        <w:sz w:val="17"/>
+        <w:szCs w:val="17"/>
+        <w:lang w:val="fr-FR"/>
+      </w:rPr>
+      <w:t>Belg</w:t>
+    </w:r>
+    <w:r>
+      <w:rPr>
+        <w:rFonts w:ascii="Effra" w:hAnsi="Effra"/>
+        <w:sz w:val="17"/>
+        <w:szCs w:val="17"/>
+        <w:lang w:val="fr-FR"/>
+      </w:rPr>
       <w:t>ium</w:t>
     </w:r>
+    <w:proofErr w:type="spellEnd"/>
     <w:r>
       <w:rPr>
         <w:rFonts w:ascii="Effra" w:hAnsi="Effra"/>
@@ -1139,7 +1307,7 @@
 </file>
 
 <file path=word/footnotes.xml><?xml version="1.0" encoding="utf-8"?>
-<w:footnotes xmlns:wpc="http://schemas.microsoft.com/office/word/2010/wordprocessingCanvas" xmlns:cx="http://schemas.microsoft.com/office/drawing/2014/chartex" xmlns:cx1="http://schemas.microsoft.com/office/drawing/2015/9/8/chartex" xmlns:cx2="http://schemas.microsoft.com/office/drawing/2015/10/21/chartex" xmlns:cx3="http://schemas.microsoft.com/office/drawing/2016/5/9/chartex" xmlns:cx4="http://schemas.microsoft.com/office/drawing/2016/5/10/chartex" xmlns:cx5="http://schemas.microsoft.com/office/drawing/2016/5/11/chartex" xmlns:cx6="http://schemas.microsoft.com/office/drawing/2016/5/12/chartex" xmlns:cx7="http://schemas.microsoft.com/office/drawing/2016/5/13/chartex" xmlns:cx8="http://schemas.microsoft.com/office/drawing/2016/5/14/chartex" xmlns:mc="http://schemas.openxmlformats.org/markup-compatibility/2006" xmlns:aink="http://schemas.microsoft.com/office/drawing/2016/ink" xmlns:am3d="http://schemas.microsoft.com/office/drawing/2017/model3d" xmlns:o="urn:schemas-microsoft-com:office:office" xmlns:r="http://schemas.openxmlformats.org/officeDocument/2006/relationships" xmlns:m="http://schemas.openxmlformats.org/officeDocument/2006/math" xmlns:v="urn:schemas-microsoft-com:vml" xmlns:wp14="http://schemas.microsoft.com/office/word/2010/wordprocessingDrawing" xmlns:wp="http://schemas.openxmlformats.org/drawingml/2006/wordprocessingDrawing" xmlns:w10="urn:schemas-microsoft-com:office:word" xmlns:w="http://schemas.openxmlformats.org/wordprocessingml/2006/main" xmlns:w14="http://schemas.microsoft.com/office/word/2010/wordml" xmlns:w15="http://schemas.microsoft.com/office/word/2012/wordml" xmlns:w16cex="http://schemas.microsoft.com/office/word/2018/wordml/cex" xmlns:w16cid="http://schemas.microsoft.com/office/word/2016/wordml/cid" xmlns:w16="http://schemas.microsoft.com/office/word/2018/wordml" xmlns:w16sdtdh="http://schemas.microsoft.com/office/word/2020/wordml/sdtdatahash" xmlns:w16se="http://schemas.microsoft.com/office/word/2015/wordml/symex" xmlns:wpg="http://schemas.microsoft.com/office/word/2010/wordprocessingGroup" xmlns:wpi="http://schemas.microsoft.com/office/word/2010/wordprocessingInk" xmlns:wne="http://schemas.microsoft.com/office/word/2006/wordml" xmlns:wps="http://schemas.microsoft.com/office/word/2010/wordprocessingShape" mc:Ignorable="w14 w15 w16se w16cid w16 w16cex w16sdtdh wp14">
+<w:footnotes xmlns:wpc="http://schemas.microsoft.com/office/word/2010/wordprocessingCanvas" xmlns:cx="http://schemas.microsoft.com/office/drawing/2014/chartex" xmlns:cx1="http://schemas.microsoft.com/office/drawing/2015/9/8/chartex" xmlns:cx2="http://schemas.microsoft.com/office/drawing/2015/10/21/chartex" xmlns:cx3="http://schemas.microsoft.com/office/drawing/2016/5/9/chartex" xmlns:cx4="http://schemas.microsoft.com/office/drawing/2016/5/10/chartex" xmlns:cx5="http://schemas.microsoft.com/office/drawing/2016/5/11/chartex" xmlns:cx6="http://schemas.microsoft.com/office/drawing/2016/5/12/chartex" xmlns:cx7="http://schemas.microsoft.com/office/drawing/2016/5/13/chartex" xmlns:cx8="http://schemas.microsoft.com/office/drawing/2016/5/14/chartex" xmlns:mc="http://schemas.openxmlformats.org/markup-compatibility/2006" xmlns:aink="http://schemas.microsoft.com/office/drawing/2016/ink" xmlns:am3d="http://schemas.microsoft.com/office/drawing/2017/model3d" xmlns:o="urn:schemas-microsoft-com:office:office" xmlns:oel="http://schemas.microsoft.com/office/2019/extlst" xmlns:r="http://schemas.openxmlformats.org/officeDocument/2006/relationships" xmlns:m="http://schemas.openxmlformats.org/officeDocument/2006/math" xmlns:v="urn:schemas-microsoft-com:vml" xmlns:wp14="http://schemas.microsoft.com/office/word/2010/wordprocessingDrawing" xmlns:wp="http://schemas.openxmlformats.org/drawingml/2006/wordprocessingDrawing" xmlns:w10="urn:schemas-microsoft-com:office:word" xmlns:w="http://schemas.openxmlformats.org/wordprocessingml/2006/main" xmlns:w14="http://schemas.microsoft.com/office/word/2010/wordml" xmlns:w15="http://schemas.microsoft.com/office/word/2012/wordml" xmlns:w16cex="http://schemas.microsoft.com/office/word/2018/wordml/cex" xmlns:w16cid="http://schemas.microsoft.com/office/word/2016/wordml/cid" xmlns:w16="http://schemas.microsoft.com/office/word/2018/wordml" xmlns:w16du="http://schemas.microsoft.com/office/word/2023/wordml/word16du" xmlns:w16sdtdh="http://schemas.microsoft.com/office/word/2020/wordml/sdtdatahash" xmlns:w16sdtfl="http://schemas.microsoft.com/office/word/2024/wordml/sdtformatlock" xmlns:w16se="http://schemas.microsoft.com/office/word/2015/wordml/symex" xmlns:wpg="http://schemas.microsoft.com/office/word/2010/wordprocessingGroup" xmlns:wpi="http://schemas.microsoft.com/office/word/2010/wordprocessingInk" xmlns:wne="http://schemas.microsoft.com/office/word/2006/wordml" xmlns:wps="http://schemas.microsoft.com/office/word/2010/wordprocessingShape" mc:Ignorable="w14 w15 w16se w16cid w16 w16cex w16sdtdh w16sdtfl w16du wp14">
   <w:footnote w:type="separator" w:id="-1">
     <w:p>
       <w:r>
@@ -1172,12 +1340,21 @@
       <w:r>
         <w:t xml:space="preserve"> </w:t>
       </w:r>
+      <w:proofErr w:type="gramStart"/>
       <w:r>
         <w:rPr>
           <w:rFonts w:ascii="ArialMT" w:hAnsi="ArialMT" w:cs="ArialMT"/>
           <w:color w:val="656966"/>
         </w:rPr>
-        <w:t xml:space="preserve">This  form is part of the application for a grant to </w:t>
+        <w:t>This  form</w:t>
+      </w:r>
+      <w:proofErr w:type="gramEnd"/>
+      <w:r>
+        <w:rPr>
+          <w:rFonts w:ascii="ArialMT" w:hAnsi="ArialMT" w:cs="ArialMT"/>
+          <w:color w:val="656966"/>
+        </w:rPr>
+        <w:t xml:space="preserve"> is part of the application for a grant to </w:t>
       </w:r>
       <w:r>
         <w:rPr>
@@ -1191,7 +1368,23 @@
           <w:rFonts w:ascii="ArialMT" w:hAnsi="ArialMT" w:cs="ArialMT"/>
           <w:color w:val="656966"/>
         </w:rPr>
-        <w:t>.  It  is submitted to the COST Action MC via-e-COST. The</w:t>
+        <w:t xml:space="preserve">.  </w:t>
+      </w:r>
+      <w:proofErr w:type="gramStart"/>
+      <w:r>
+        <w:rPr>
+          <w:rFonts w:ascii="ArialMT" w:hAnsi="ArialMT" w:cs="ArialMT"/>
+          <w:color w:val="656966"/>
+        </w:rPr>
+        <w:t>It  is</w:t>
+      </w:r>
+      <w:proofErr w:type="gramEnd"/>
+      <w:r>
+        <w:rPr>
+          <w:rFonts w:ascii="ArialMT" w:hAnsi="ArialMT" w:cs="ArialMT"/>
+          <w:color w:val="656966"/>
+        </w:rPr>
+        <w:t xml:space="preserve"> submitted to the COST Action MC via-e-COST. The</w:t>
       </w:r>
       <w:r>
         <w:rPr>
@@ -1241,7 +1434,7 @@
 </file>
 
 <file path=word/header1.xml><?xml version="1.0" encoding="utf-8"?>
-<w:hdr xmlns:wpc="http://schemas.microsoft.com/office/word/2010/wordprocessingCanvas" xmlns:cx="http://schemas.microsoft.com/office/drawing/2014/chartex" xmlns:cx1="http://schemas.microsoft.com/office/drawing/2015/9/8/chartex" xmlns:cx2="http://schemas.microsoft.com/office/drawing/2015/10/21/chartex" xmlns:cx3="http://schemas.microsoft.com/office/drawing/2016/5/9/chartex" xmlns:cx4="http://schemas.microsoft.com/office/drawing/2016/5/10/chartex" xmlns:cx5="http://schemas.microsoft.com/office/drawing/2016/5/11/chartex" xmlns:cx6="http://schemas.microsoft.com/office/drawing/2016/5/12/chartex" xmlns:cx7="http://schemas.microsoft.com/office/drawing/2016/5/13/chartex" xmlns:cx8="http://schemas.microsoft.com/office/drawing/2016/5/14/chartex" xmlns:mc="http://schemas.openxmlformats.org/markup-compatibility/2006" xmlns:aink="http://schemas.microsoft.com/office/drawing/2016/ink" xmlns:am3d="http://schemas.microsoft.com/office/drawing/2017/model3d" xmlns:o="urn:schemas-microsoft-com:office:office" xmlns:r="http://schemas.openxmlformats.org/officeDocument/2006/relationships" xmlns:m="http://schemas.openxmlformats.org/officeDocument/2006/math" xmlns:v="urn:schemas-microsoft-com:vml" xmlns:wp14="http://schemas.microsoft.com/office/word/2010/wordprocessingDrawing" xmlns:wp="http://schemas.openxmlformats.org/drawingml/2006/wordprocessingDrawing" xmlns:w10="urn:schemas-microsoft-com:office:word" xmlns:w="http://schemas.openxmlformats.org/wordprocessingml/2006/main" xmlns:w14="http://schemas.microsoft.com/office/word/2010/wordml" xmlns:w15="http://schemas.microsoft.com/office/word/2012/wordml" xmlns:w16cex="http://schemas.microsoft.com/office/word/2018/wordml/cex" xmlns:w16cid="http://schemas.microsoft.com/office/word/2016/wordml/cid" xmlns:w16="http://schemas.microsoft.com/office/word/2018/wordml" xmlns:w16sdtdh="http://schemas.microsoft.com/office/word/2020/wordml/sdtdatahash" xmlns:w16se="http://schemas.microsoft.com/office/word/2015/wordml/symex" xmlns:wpg="http://schemas.microsoft.com/office/word/2010/wordprocessingGroup" xmlns:wpi="http://schemas.microsoft.com/office/word/2010/wordprocessingInk" xmlns:wne="http://schemas.microsoft.com/office/word/2006/wordml" xmlns:wps="http://schemas.microsoft.com/office/word/2010/wordprocessingShape" mc:Ignorable="w14 w15 w16se w16cid w16 w16cex w16sdtdh wp14">
+<w:hdr xmlns:wpc="http://schemas.microsoft.com/office/word/2010/wordprocessingCanvas" xmlns:cx="http://schemas.microsoft.com/office/drawing/2014/chartex" xmlns:cx1="http://schemas.microsoft.com/office/drawing/2015/9/8/chartex" xmlns:cx2="http://schemas.microsoft.com/office/drawing/2015/10/21/chartex" xmlns:cx3="http://schemas.microsoft.com/office/drawing/2016/5/9/chartex" xmlns:cx4="http://schemas.microsoft.com/office/drawing/2016/5/10/chartex" xmlns:cx5="http://schemas.microsoft.com/office/drawing/2016/5/11/chartex" xmlns:cx6="http://schemas.microsoft.com/office/drawing/2016/5/12/chartex" xmlns:cx7="http://schemas.microsoft.com/office/drawing/2016/5/13/chartex" xmlns:cx8="http://schemas.microsoft.com/office/drawing/2016/5/14/chartex" xmlns:mc="http://schemas.openxmlformats.org/markup-compatibility/2006" xmlns:aink="http://schemas.microsoft.com/office/drawing/2016/ink" xmlns:am3d="http://schemas.microsoft.com/office/drawing/2017/model3d" xmlns:o="urn:schemas-microsoft-com:office:office" xmlns:oel="http://schemas.microsoft.com/office/2019/extlst" xmlns:r="http://schemas.openxmlformats.org/officeDocument/2006/relationships" xmlns:m="http://schemas.openxmlformats.org/officeDocument/2006/math" xmlns:v="urn:schemas-microsoft-com:vml" xmlns:wp14="http://schemas.microsoft.com/office/word/2010/wordprocessingDrawing" xmlns:wp="http://schemas.openxmlformats.org/drawingml/2006/wordprocessingDrawing" xmlns:w10="urn:schemas-microsoft-com:office:word" xmlns:w="http://schemas.openxmlformats.org/wordprocessingml/2006/main" xmlns:w14="http://schemas.microsoft.com/office/word/2010/wordml" xmlns:w15="http://schemas.microsoft.com/office/word/2012/wordml" xmlns:w16cex="http://schemas.microsoft.com/office/word/2018/wordml/cex" xmlns:w16cid="http://schemas.microsoft.com/office/word/2016/wordml/cid" xmlns:w16="http://schemas.microsoft.com/office/word/2018/wordml" xmlns:w16du="http://schemas.microsoft.com/office/word/2023/wordml/word16du" xmlns:w16sdtdh="http://schemas.microsoft.com/office/word/2020/wordml/sdtdatahash" xmlns:w16sdtfl="http://schemas.microsoft.com/office/word/2024/wordml/sdtformatlock" xmlns:w16se="http://schemas.microsoft.com/office/word/2015/wordml/symex" xmlns:wpg="http://schemas.microsoft.com/office/word/2010/wordprocessingGroup" xmlns:wpi="http://schemas.microsoft.com/office/word/2010/wordprocessingInk" xmlns:wne="http://schemas.microsoft.com/office/word/2006/wordml" xmlns:wps="http://schemas.microsoft.com/office/word/2010/wordprocessingShape" mc:Ignorable="w14 w15 w16se w16cid w16 w16cex w16sdtdh w16sdtfl w16du wp14">
   <w:p>
     <w:pPr>
       <w:pStyle w:val="Header"/>
@@ -1251,7 +1444,7 @@
 </file>
 
 <file path=word/header2.xml><?xml version="1.0" encoding="utf-8"?>
-<w:hdr xmlns:wpc="http://schemas.microsoft.com/office/word/2010/wordprocessingCanvas" xmlns:cx="http://schemas.microsoft.com/office/drawing/2014/chartex" xmlns:cx1="http://schemas.microsoft.com/office/drawing/2015/9/8/chartex" xmlns:cx2="http://schemas.microsoft.com/office/drawing/2015/10/21/chartex" xmlns:cx3="http://schemas.microsoft.com/office/drawing/2016/5/9/chartex" xmlns:cx4="http://schemas.microsoft.com/office/drawing/2016/5/10/chartex" xmlns:cx5="http://schemas.microsoft.com/office/drawing/2016/5/11/chartex" xmlns:cx6="http://schemas.microsoft.com/office/drawing/2016/5/12/chartex" xmlns:cx7="http://schemas.microsoft.com/office/drawing/2016/5/13/chartex" xmlns:cx8="http://schemas.microsoft.com/office/drawing/2016/5/14/chartex" xmlns:mc="http://schemas.openxmlformats.org/markup-compatibility/2006" xmlns:aink="http://schemas.microsoft.com/office/drawing/2016/ink" xmlns:am3d="http://schemas.microsoft.com/office/drawing/2017/model3d" xmlns:o="urn:schemas-microsoft-com:office:office" xmlns:r="http://schemas.openxmlformats.org/officeDocument/2006/relationships" xmlns:m="http://schemas.openxmlformats.org/officeDocument/2006/math" xmlns:v="urn:schemas-microsoft-com:vml" xmlns:wp14="http://schemas.microsoft.com/office/word/2010/wordprocessingDrawing" xmlns:wp="http://schemas.openxmlformats.org/drawingml/2006/wordprocessingDrawing" xmlns:w10="urn:schemas-microsoft-com:office:word" xmlns:w="http://schemas.openxmlformats.org/wordprocessingml/2006/main" xmlns:w14="http://schemas.microsoft.com/office/word/2010/wordml" xmlns:w15="http://schemas.microsoft.com/office/word/2012/wordml" xmlns:w16cex="http://schemas.microsoft.com/office/word/2018/wordml/cex" xmlns:w16cid="http://schemas.microsoft.com/office/word/2016/wordml/cid" xmlns:w16="http://schemas.microsoft.com/office/word/2018/wordml" xmlns:w16sdtdh="http://schemas.microsoft.com/office/word/2020/wordml/sdtdatahash" xmlns:w16se="http://schemas.microsoft.com/office/word/2015/wordml/symex" xmlns:wpg="http://schemas.microsoft.com/office/word/2010/wordprocessingGroup" xmlns:wpi="http://schemas.microsoft.com/office/word/2010/wordprocessingInk" xmlns:wne="http://schemas.microsoft.com/office/word/2006/wordml" xmlns:wps="http://schemas.microsoft.com/office/word/2010/wordprocessingShape" mc:Ignorable="w14 w15 w16se w16cid w16 w16cex w16sdtdh wp14">
+<w:hdr xmlns:wpc="http://schemas.microsoft.com/office/word/2010/wordprocessingCanvas" xmlns:cx="http://schemas.microsoft.com/office/drawing/2014/chartex" xmlns:cx1="http://schemas.microsoft.com/office/drawing/2015/9/8/chartex" xmlns:cx2="http://schemas.microsoft.com/office/drawing/2015/10/21/chartex" xmlns:cx3="http://schemas.microsoft.com/office/drawing/2016/5/9/chartex" xmlns:cx4="http://schemas.microsoft.com/office/drawing/2016/5/10/chartex" xmlns:cx5="http://schemas.microsoft.com/office/drawing/2016/5/11/chartex" xmlns:cx6="http://schemas.microsoft.com/office/drawing/2016/5/12/chartex" xmlns:cx7="http://schemas.microsoft.com/office/drawing/2016/5/13/chartex" xmlns:cx8="http://schemas.microsoft.com/office/drawing/2016/5/14/chartex" xmlns:mc="http://schemas.openxmlformats.org/markup-compatibility/2006" xmlns:aink="http://schemas.microsoft.com/office/drawing/2016/ink" xmlns:am3d="http://schemas.microsoft.com/office/drawing/2017/model3d" xmlns:o="urn:schemas-microsoft-com:office:office" xmlns:oel="http://schemas.microsoft.com/office/2019/extlst" xmlns:r="http://schemas.openxmlformats.org/officeDocument/2006/relationships" xmlns:m="http://schemas.openxmlformats.org/officeDocument/2006/math" xmlns:v="urn:schemas-microsoft-com:vml" xmlns:wp14="http://schemas.microsoft.com/office/word/2010/wordprocessingDrawing" xmlns:wp="http://schemas.openxmlformats.org/drawingml/2006/wordprocessingDrawing" xmlns:w10="urn:schemas-microsoft-com:office:word" xmlns:w="http://schemas.openxmlformats.org/wordprocessingml/2006/main" xmlns:w14="http://schemas.microsoft.com/office/word/2010/wordml" xmlns:w15="http://schemas.microsoft.com/office/word/2012/wordml" xmlns:w16cex="http://schemas.microsoft.com/office/word/2018/wordml/cex" xmlns:w16cid="http://schemas.microsoft.com/office/word/2016/wordml/cid" xmlns:w16="http://schemas.microsoft.com/office/word/2018/wordml" xmlns:w16du="http://schemas.microsoft.com/office/word/2023/wordml/word16du" xmlns:w16sdtdh="http://schemas.microsoft.com/office/word/2020/wordml/sdtdatahash" xmlns:w16sdtfl="http://schemas.microsoft.com/office/word/2024/wordml/sdtformatlock" xmlns:w16se="http://schemas.microsoft.com/office/word/2015/wordml/symex" xmlns:wpg="http://schemas.microsoft.com/office/word/2010/wordprocessingGroup" xmlns:wpi="http://schemas.microsoft.com/office/word/2010/wordprocessingInk" xmlns:wne="http://schemas.microsoft.com/office/word/2006/wordml" xmlns:wps="http://schemas.microsoft.com/office/word/2010/wordprocessingShape" mc:Ignorable="w14 w15 w16se w16cid w16 w16cex w16sdtdh w16sdtfl w16du wp14">
   <w:p>
     <w:pPr>
       <w:pStyle w:val="Header"/>
@@ -1322,7 +1515,7 @@
 </file>
 
 <file path=word/header3.xml><?xml version="1.0" encoding="utf-8"?>
-<w:hdr xmlns:wpc="http://schemas.microsoft.com/office/word/2010/wordprocessingCanvas" xmlns:cx="http://schemas.microsoft.com/office/drawing/2014/chartex" xmlns:cx1="http://schemas.microsoft.com/office/drawing/2015/9/8/chartex" xmlns:cx2="http://schemas.microsoft.com/office/drawing/2015/10/21/chartex" xmlns:cx3="http://schemas.microsoft.com/office/drawing/2016/5/9/chartex" xmlns:cx4="http://schemas.microsoft.com/office/drawing/2016/5/10/chartex" xmlns:cx5="http://schemas.microsoft.com/office/drawing/2016/5/11/chartex" xmlns:cx6="http://schemas.microsoft.com/office/drawing/2016/5/12/chartex" xmlns:cx7="http://schemas.microsoft.com/office/drawing/2016/5/13/chartex" xmlns:cx8="http://schemas.microsoft.com/office/drawing/2016/5/14/chartex" xmlns:mc="http://schemas.openxmlformats.org/markup-compatibility/2006" xmlns:aink="http://schemas.microsoft.com/office/drawing/2016/ink" xmlns:am3d="http://schemas.microsoft.com/office/drawing/2017/model3d" xmlns:o="urn:schemas-microsoft-com:office:office" xmlns:r="http://schemas.openxmlformats.org/officeDocument/2006/relationships" xmlns:m="http://schemas.openxmlformats.org/officeDocument/2006/math" xmlns:v="urn:schemas-microsoft-com:vml" xmlns:wp14="http://schemas.microsoft.com/office/word/2010/wordprocessingDrawing" xmlns:wp="http://schemas.openxmlformats.org/drawingml/2006/wordprocessingDrawing" xmlns:w10="urn:schemas-microsoft-com:office:word" xmlns:w="http://schemas.openxmlformats.org/wordprocessingml/2006/main" xmlns:w14="http://schemas.microsoft.com/office/word/2010/wordml" xmlns:w15="http://schemas.microsoft.com/office/word/2012/wordml" xmlns:w16cex="http://schemas.microsoft.com/office/word/2018/wordml/cex" xmlns:w16cid="http://schemas.microsoft.com/office/word/2016/wordml/cid" xmlns:w16="http://schemas.microsoft.com/office/word/2018/wordml" xmlns:w16sdtdh="http://schemas.microsoft.com/office/word/2020/wordml/sdtdatahash" xmlns:w16se="http://schemas.microsoft.com/office/word/2015/wordml/symex" xmlns:wpg="http://schemas.microsoft.com/office/word/2010/wordprocessingGroup" xmlns:wpi="http://schemas.microsoft.com/office/word/2010/wordprocessingInk" xmlns:wne="http://schemas.microsoft.com/office/word/2006/wordml" xmlns:wps="http://schemas.microsoft.com/office/word/2010/wordprocessingShape" mc:Ignorable="w14 w15 w16se w16cid w16 w16cex w16sdtdh wp14">
+<w:hdr xmlns:wpc="http://schemas.microsoft.com/office/word/2010/wordprocessingCanvas" xmlns:cx="http://schemas.microsoft.com/office/drawing/2014/chartex" xmlns:cx1="http://schemas.microsoft.com/office/drawing/2015/9/8/chartex" xmlns:cx2="http://schemas.microsoft.com/office/drawing/2015/10/21/chartex" xmlns:cx3="http://schemas.microsoft.com/office/drawing/2016/5/9/chartex" xmlns:cx4="http://schemas.microsoft.com/office/drawing/2016/5/10/chartex" xmlns:cx5="http://schemas.microsoft.com/office/drawing/2016/5/11/chartex" xmlns:cx6="http://schemas.microsoft.com/office/drawing/2016/5/12/chartex" xmlns:cx7="http://schemas.microsoft.com/office/drawing/2016/5/13/chartex" xmlns:cx8="http://schemas.microsoft.com/office/drawing/2016/5/14/chartex" xmlns:mc="http://schemas.openxmlformats.org/markup-compatibility/2006" xmlns:aink="http://schemas.microsoft.com/office/drawing/2016/ink" xmlns:am3d="http://schemas.microsoft.com/office/drawing/2017/model3d" xmlns:o="urn:schemas-microsoft-com:office:office" xmlns:oel="http://schemas.microsoft.com/office/2019/extlst" xmlns:r="http://schemas.openxmlformats.org/officeDocument/2006/relationships" xmlns:m="http://schemas.openxmlformats.org/officeDocument/2006/math" xmlns:v="urn:schemas-microsoft-com:vml" xmlns:wp14="http://schemas.microsoft.com/office/word/2010/wordprocessingDrawing" xmlns:wp="http://schemas.openxmlformats.org/drawingml/2006/wordprocessingDrawing" xmlns:w10="urn:schemas-microsoft-com:office:word" xmlns:w="http://schemas.openxmlformats.org/wordprocessingml/2006/main" xmlns:w14="http://schemas.microsoft.com/office/word/2010/wordml" xmlns:w15="http://schemas.microsoft.com/office/word/2012/wordml" xmlns:w16cex="http://schemas.microsoft.com/office/word/2018/wordml/cex" xmlns:w16cid="http://schemas.microsoft.com/office/word/2016/wordml/cid" xmlns:w16="http://schemas.microsoft.com/office/word/2018/wordml" xmlns:w16du="http://schemas.microsoft.com/office/word/2023/wordml/word16du" xmlns:w16sdtdh="http://schemas.microsoft.com/office/word/2020/wordml/sdtdatahash" xmlns:w16sdtfl="http://schemas.microsoft.com/office/word/2024/wordml/sdtformatlock" xmlns:w16se="http://schemas.microsoft.com/office/word/2015/wordml/symex" xmlns:wpg="http://schemas.microsoft.com/office/word/2010/wordprocessingGroup" xmlns:wpi="http://schemas.microsoft.com/office/word/2010/wordprocessingInk" xmlns:wne="http://schemas.microsoft.com/office/word/2006/wordml" xmlns:wps="http://schemas.microsoft.com/office/word/2010/wordprocessingShape" mc:Ignorable="w14 w15 w16se w16cid w16 w16cex w16sdtdh w16sdtfl w16du wp14">
   <w:p>
     <w:pPr>
       <w:pStyle w:val="Header"/>
@@ -1423,7 +1616,7 @@
 </file>
 
 <file path=word/numbering.xml><?xml version="1.0" encoding="utf-8"?>
-<w:numbering xmlns:wpc="http://schemas.microsoft.com/office/word/2010/wordprocessingCanvas" xmlns:cx="http://schemas.microsoft.com/office/drawing/2014/chartex" xmlns:cx1="http://schemas.microsoft.com/office/drawing/2015/9/8/chartex" xmlns:cx2="http://schemas.microsoft.com/office/drawing/2015/10/21/chartex" xmlns:cx3="http://schemas.microsoft.com/office/drawing/2016/5/9/chartex" xmlns:cx4="http://schemas.microsoft.com/office/drawing/2016/5/10/chartex" xmlns:cx5="http://schemas.microsoft.com/office/drawing/2016/5/11/chartex" xmlns:cx6="http://schemas.microsoft.com/office/drawing/2016/5/12/chartex" xmlns:cx7="http://schemas.microsoft.com/office/drawing/2016/5/13/chartex" xmlns:cx8="http://schemas.microsoft.com/office/drawing/2016/5/14/chartex" xmlns:mc="http://schemas.openxmlformats.org/markup-compatibility/2006" xmlns:aink="http://schemas.microsoft.com/office/drawing/2016/ink" xmlns:am3d="http://schemas.microsoft.com/office/drawing/2017/model3d" xmlns:o="urn:schemas-microsoft-com:office:office" xmlns:r="http://schemas.openxmlformats.org/officeDocument/2006/relationships" xmlns:m="http://schemas.openxmlformats.org/officeDocument/2006/math" xmlns:v="urn:schemas-microsoft-com:vml" xmlns:wp14="http://schemas.microsoft.com/office/word/2010/wordprocessingDrawing" xmlns:wp="http://schemas.openxmlformats.org/drawingml/2006/wordprocessingDrawing" xmlns:w10="urn:schemas-microsoft-com:office:word" xmlns:w="http://schemas.openxmlformats.org/wordprocessingml/2006/main" xmlns:w14="http://schemas.microsoft.com/office/word/2010/wordml" xmlns:w15="http://schemas.microsoft.com/office/word/2012/wordml" xmlns:w16cex="http://schemas.microsoft.com/office/word/2018/wordml/cex" xmlns:w16cid="http://schemas.microsoft.com/office/word/2016/wordml/cid" xmlns:w16="http://schemas.microsoft.com/office/word/2018/wordml" xmlns:w16sdtdh="http://schemas.microsoft.com/office/word/2020/wordml/sdtdatahash" xmlns:w16se="http://schemas.microsoft.com/office/word/2015/wordml/symex" xmlns:wpg="http://schemas.microsoft.com/office/word/2010/wordprocessingGroup" xmlns:wpi="http://schemas.microsoft.com/office/word/2010/wordprocessingInk" xmlns:wne="http://schemas.microsoft.com/office/word/2006/wordml" xmlns:wps="http://schemas.microsoft.com/office/word/2010/wordprocessingShape" mc:Ignorable="w14 w15 w16se w16cid w16 w16cex w16sdtdh wp14">
+<w:numbering xmlns:wpc="http://schemas.microsoft.com/office/word/2010/wordprocessingCanvas" xmlns:cx="http://schemas.microsoft.com/office/drawing/2014/chartex" xmlns:cx1="http://schemas.microsoft.com/office/drawing/2015/9/8/chartex" xmlns:cx2="http://schemas.microsoft.com/office/drawing/2015/10/21/chartex" xmlns:cx3="http://schemas.microsoft.com/office/drawing/2016/5/9/chartex" xmlns:cx4="http://schemas.microsoft.com/office/drawing/2016/5/10/chartex" xmlns:cx5="http://schemas.microsoft.com/office/drawing/2016/5/11/chartex" xmlns:cx6="http://schemas.microsoft.com/office/drawing/2016/5/12/chartex" xmlns:cx7="http://schemas.microsoft.com/office/drawing/2016/5/13/chartex" xmlns:cx8="http://schemas.microsoft.com/office/drawing/2016/5/14/chartex" xmlns:mc="http://schemas.openxmlformats.org/markup-compatibility/2006" xmlns:aink="http://schemas.microsoft.com/office/drawing/2016/ink" xmlns:am3d="http://schemas.microsoft.com/office/drawing/2017/model3d" xmlns:o="urn:schemas-microsoft-com:office:office" xmlns:oel="http://schemas.microsoft.com/office/2019/extlst" xmlns:r="http://schemas.openxmlformats.org/officeDocument/2006/relationships" xmlns:m="http://schemas.openxmlformats.org/officeDocument/2006/math" xmlns:v="urn:schemas-microsoft-com:vml" xmlns:wp14="http://schemas.microsoft.com/office/word/2010/wordprocessingDrawing" xmlns:wp="http://schemas.openxmlformats.org/drawingml/2006/wordprocessingDrawing" xmlns:w10="urn:schemas-microsoft-com:office:word" xmlns:w="http://schemas.openxmlformats.org/wordprocessingml/2006/main" xmlns:w14="http://schemas.microsoft.com/office/word/2010/wordml" xmlns:w15="http://schemas.microsoft.com/office/word/2012/wordml" xmlns:w16cex="http://schemas.microsoft.com/office/word/2018/wordml/cex" xmlns:w16cid="http://schemas.microsoft.com/office/word/2016/wordml/cid" xmlns:w16="http://schemas.microsoft.com/office/word/2018/wordml" xmlns:w16du="http://schemas.microsoft.com/office/word/2023/wordml/word16du" xmlns:w16sdtdh="http://schemas.microsoft.com/office/word/2020/wordml/sdtdatahash" xmlns:w16sdtfl="http://schemas.microsoft.com/office/word/2024/wordml/sdtformatlock" xmlns:w16se="http://schemas.microsoft.com/office/word/2015/wordml/symex" xmlns:wpg="http://schemas.microsoft.com/office/word/2010/wordprocessingGroup" xmlns:wpi="http://schemas.microsoft.com/office/word/2010/wordprocessingInk" xmlns:wne="http://schemas.microsoft.com/office/word/2006/wordml" xmlns:wps="http://schemas.microsoft.com/office/word/2010/wordprocessingShape" mc:Ignorable="w14 w15 w16se w16cid w16 w16cex w16sdtdh w16sdtfl w16du wp14">
   <w:numPicBullet w:numPicBulletId="0">
     <w:pict>
       <v:shapetype id="_x0000_t75" coordsize="21600,21600" o:spt="75" o:preferrelative="t" path="m@4@5l@4@11@9@11@9@5xe" filled="f" stroked="f">
@@ -1445,7 +1638,7 @@
         <v:path o:extrusionok="f" gradientshapeok="t" o:connecttype="rect"/>
         <o:lock v:ext="edit" aspectratio="t"/>
       </v:shapetype>
-      <v:shape id="_x0000_i1094" type="#_x0000_t75" style="width:101.25pt;height:101.25pt" o:bullet="t">
+      <v:shape id="_x0000_i1630" type="#_x0000_t75" style="width:101.45pt;height:101.45pt" o:bullet="t">
         <v:imagedata r:id="rId1" o:title="point"/>
       </v:shape>
     </w:pict>
@@ -4111,88 +4304,88 @@
       </w:rPr>
     </w:lvl>
   </w:abstractNum>
-  <w:num w:numId="1">
+  <w:num w:numId="1" w16cid:durableId="922838120">
     <w:abstractNumId w:val="16"/>
   </w:num>
-  <w:num w:numId="2">
+  <w:num w:numId="2" w16cid:durableId="653530787">
     <w:abstractNumId w:val="23"/>
   </w:num>
-  <w:num w:numId="3">
+  <w:num w:numId="3" w16cid:durableId="1539704150">
     <w:abstractNumId w:val="24"/>
   </w:num>
-  <w:num w:numId="4">
+  <w:num w:numId="4" w16cid:durableId="1700937767">
     <w:abstractNumId w:val="21"/>
   </w:num>
-  <w:num w:numId="5">
+  <w:num w:numId="5" w16cid:durableId="1184175372">
     <w:abstractNumId w:val="11"/>
   </w:num>
-  <w:num w:numId="6">
+  <w:num w:numId="6" w16cid:durableId="1143547316">
     <w:abstractNumId w:val="4"/>
   </w:num>
-  <w:num w:numId="7">
+  <w:num w:numId="7" w16cid:durableId="22707734">
     <w:abstractNumId w:val="5"/>
   </w:num>
-  <w:num w:numId="8">
+  <w:num w:numId="8" w16cid:durableId="1688289615">
     <w:abstractNumId w:val="6"/>
   </w:num>
-  <w:num w:numId="9">
+  <w:num w:numId="9" w16cid:durableId="1458334703">
     <w:abstractNumId w:val="7"/>
   </w:num>
-  <w:num w:numId="10">
+  <w:num w:numId="10" w16cid:durableId="462819710">
     <w:abstractNumId w:val="9"/>
   </w:num>
-  <w:num w:numId="11">
+  <w:num w:numId="11" w16cid:durableId="1518226352">
     <w:abstractNumId w:val="0"/>
   </w:num>
-  <w:num w:numId="12">
+  <w:num w:numId="12" w16cid:durableId="471026851">
     <w:abstractNumId w:val="1"/>
   </w:num>
-  <w:num w:numId="13">
+  <w:num w:numId="13" w16cid:durableId="907231453">
     <w:abstractNumId w:val="2"/>
   </w:num>
-  <w:num w:numId="14">
+  <w:num w:numId="14" w16cid:durableId="1203251289">
     <w:abstractNumId w:val="3"/>
   </w:num>
-  <w:num w:numId="15">
+  <w:num w:numId="15" w16cid:durableId="1641495900">
     <w:abstractNumId w:val="8"/>
   </w:num>
-  <w:num w:numId="16">
+  <w:num w:numId="16" w16cid:durableId="1117064781">
     <w:abstractNumId w:val="27"/>
   </w:num>
-  <w:num w:numId="17">
+  <w:num w:numId="17" w16cid:durableId="1160655587">
     <w:abstractNumId w:val="31"/>
   </w:num>
-  <w:num w:numId="18">
+  <w:num w:numId="18" w16cid:durableId="1412972245">
     <w:abstractNumId w:val="17"/>
   </w:num>
-  <w:num w:numId="19">
+  <w:num w:numId="19" w16cid:durableId="419641537">
     <w:abstractNumId w:val="19"/>
   </w:num>
-  <w:num w:numId="20">
+  <w:num w:numId="20" w16cid:durableId="531725481">
     <w:abstractNumId w:val="10"/>
   </w:num>
-  <w:num w:numId="21">
+  <w:num w:numId="21" w16cid:durableId="1543011822">
     <w:abstractNumId w:val="26"/>
   </w:num>
-  <w:num w:numId="22">
+  <w:num w:numId="22" w16cid:durableId="1870021264">
     <w:abstractNumId w:val="22"/>
   </w:num>
-  <w:num w:numId="23">
+  <w:num w:numId="23" w16cid:durableId="43798799">
     <w:abstractNumId w:val="14"/>
   </w:num>
-  <w:num w:numId="24">
+  <w:num w:numId="24" w16cid:durableId="961964487">
     <w:abstractNumId w:val="29"/>
   </w:num>
-  <w:num w:numId="25">
+  <w:num w:numId="25" w16cid:durableId="275599072">
     <w:abstractNumId w:val="15"/>
   </w:num>
-  <w:num w:numId="26">
+  <w:num w:numId="26" w16cid:durableId="85348086">
     <w:abstractNumId w:val="30"/>
   </w:num>
-  <w:num w:numId="27">
+  <w:num w:numId="27" w16cid:durableId="1385982370">
     <w:abstractNumId w:val="12"/>
   </w:num>
-  <w:num w:numId="28">
+  <w:num w:numId="28" w16cid:durableId="1324435162">
     <w:abstractNumId w:val="31"/>
     <w:lvlOverride w:ilvl="0">
       <w:startOverride w:val="1"/>
@@ -4222,22 +4415,22 @@
       <w:startOverride w:val="1"/>
     </w:lvlOverride>
   </w:num>
-  <w:num w:numId="29">
+  <w:num w:numId="29" w16cid:durableId="1891838251">
     <w:abstractNumId w:val="13"/>
   </w:num>
-  <w:num w:numId="30">
+  <w:num w:numId="30" w16cid:durableId="1279798644">
     <w:abstractNumId w:val="20"/>
   </w:num>
-  <w:num w:numId="31">
+  <w:num w:numId="31" w16cid:durableId="1268349577">
     <w:abstractNumId w:val="32"/>
   </w:num>
-  <w:num w:numId="32">
+  <w:num w:numId="32" w16cid:durableId="827865160">
     <w:abstractNumId w:val="25"/>
   </w:num>
-  <w:num w:numId="33">
+  <w:num w:numId="33" w16cid:durableId="1616524606">
     <w:abstractNumId w:val="18"/>
   </w:num>
-  <w:num w:numId="34">
+  <w:num w:numId="34" w16cid:durableId="1276517958">
     <w:abstractNumId w:val="28"/>
   </w:num>
   <w:numIdMacAtCleanup w:val="5"/>
@@ -4245,7 +4438,7 @@
 </file>
 
 <file path=word/styles.xml><?xml version="1.0" encoding="utf-8"?>
-<w:styles xmlns:mc="http://schemas.openxmlformats.org/markup-compatibility/2006" xmlns:r="http://schemas.openxmlformats.org/officeDocument/2006/relationships" xmlns:w="http://schemas.openxmlformats.org/wordprocessingml/2006/main" xmlns:w14="http://schemas.microsoft.com/office/word/2010/wordml" xmlns:w15="http://schemas.microsoft.com/office/word/2012/wordml" xmlns:w16cex="http://schemas.microsoft.com/office/word/2018/wordml/cex" xmlns:w16cid="http://schemas.microsoft.com/office/word/2016/wordml/cid" xmlns:w16="http://schemas.microsoft.com/office/word/2018/wordml" xmlns:w16sdtdh="http://schemas.microsoft.com/office/word/2020/wordml/sdtdatahash" xmlns:w16se="http://schemas.microsoft.com/office/word/2015/wordml/symex" mc:Ignorable="w14 w15 w16se w16cid w16 w16cex w16sdtdh">
+<w:styles xmlns:mc="http://schemas.openxmlformats.org/markup-compatibility/2006" xmlns:r="http://schemas.openxmlformats.org/officeDocument/2006/relationships" xmlns:w="http://schemas.openxmlformats.org/wordprocessingml/2006/main" xmlns:w14="http://schemas.microsoft.com/office/word/2010/wordml" xmlns:w15="http://schemas.microsoft.com/office/word/2012/wordml" xmlns:w16cex="http://schemas.microsoft.com/office/word/2018/wordml/cex" xmlns:w16cid="http://schemas.microsoft.com/office/word/2016/wordml/cid" xmlns:w16="http://schemas.microsoft.com/office/word/2018/wordml" xmlns:w16du="http://schemas.microsoft.com/office/word/2023/wordml/word16du" xmlns:w16sdtdh="http://schemas.microsoft.com/office/word/2020/wordml/sdtdatahash" xmlns:w16sdtfl="http://schemas.microsoft.com/office/word/2024/wordml/sdtformatlock" xmlns:w16se="http://schemas.microsoft.com/office/word/2015/wordml/symex" mc:Ignorable="w14 w15 w16se w16cid w16 w16cex w16sdtdh w16sdtfl w16du">
   <w:docDefaults>
     <w:rPrDefault>
       <w:rPr>
@@ -4771,7 +4964,6 @@
   <w:style w:type="character" w:default="1" w:styleId="DefaultParagraphFont">
     <w:name w:val="Default Paragraph Font"/>
     <w:uiPriority w:val="1"/>
-    <w:semiHidden/>
     <w:unhideWhenUsed/>
   </w:style>
   <w:style w:type="table" w:default="1" w:styleId="TableNormal">
@@ -6415,19 +6607,6 @@
 </file>
 
 <file path=customXml/item2.xml><?xml version="1.0" encoding="utf-8"?>
-<b:Sources xmlns:b="http://schemas.openxmlformats.org/officeDocument/2006/bibliography" xmlns="http://schemas.openxmlformats.org/officeDocument/2006/bibliography" SelectedStyle="/APASixthEditionOfficeOnline.xsl" StyleName="APA"/>
-</file>
-
-<file path=customXml/item3.xml><?xml version="1.0" encoding="utf-8"?>
-<?mso-contentType ?>
-<FormTemplates xmlns="http://schemas.microsoft.com/sharepoint/v3/contenttype/forms">
-  <Display>DocumentLibraryForm</Display>
-  <Edit>DocumentLibraryForm</Edit>
-  <New>DocumentLibraryForm</New>
-</FormTemplates>
-</file>
-
-<file path=customXml/item4.xml><?xml version="1.0" encoding="utf-8"?>
 <p:properties xmlns:p="http://schemas.microsoft.com/office/2006/metadata/properties" xmlns:xsi="http://www.w3.org/2001/XMLSchema-instance" xmlns:pc="http://schemas.microsoft.com/office/infopath/2007/PartnerControls">
   <documentManagement>
     <TaxCatchAll xmlns="89e9d2b6-e0bd-4c31-b232-e887486b9f7a" xsi:nil="true"/>
@@ -6445,6 +6624,19 @@
     <Obsolete xmlns="89e9d2b6-e0bd-4c31-b232-e887486b9f7a">false</Obsolete>
   </documentManagement>
 </p:properties>
+</file>
+
+<file path=customXml/item3.xml><?xml version="1.0" encoding="utf-8"?>
+<?mso-contentType ?>
+<FormTemplates xmlns="http://schemas.microsoft.com/sharepoint/v3/contenttype/forms">
+  <Display>DocumentLibraryForm</Display>
+  <Edit>DocumentLibraryForm</Edit>
+  <New>DocumentLibraryForm</New>
+</FormTemplates>
+</file>
+
+<file path=customXml/item4.xml><?xml version="1.0" encoding="utf-8"?>
+<b:Sources xmlns:b="http://schemas.openxmlformats.org/officeDocument/2006/bibliography" xmlns="http://schemas.openxmlformats.org/officeDocument/2006/bibliography" SelectedStyle="/APASixthEditionOfficeOnline.xsl" StyleName="APA"/>
 </file>
 
 <file path=customXml/itemProps1.xml><?xml version="1.0" encoding="utf-8"?>
@@ -6467,9 +6659,11 @@
 </file>
 
 <file path=customXml/itemProps2.xml><?xml version="1.0" encoding="utf-8"?>
-<ds:datastoreItem xmlns:ds="http://schemas.openxmlformats.org/officeDocument/2006/customXml" ds:itemID="{A68DA67B-E741-479E-BDF8-B44F227CB738}">
+<ds:datastoreItem xmlns:ds="http://schemas.openxmlformats.org/officeDocument/2006/customXml" ds:itemID="{BB42FEB8-477B-4856-B54A-DEFEE3AB4638}">
   <ds:schemaRefs>
-    <ds:schemaRef ds:uri="http://schemas.openxmlformats.org/officeDocument/2006/bibliography"/>
+    <ds:schemaRef ds:uri="http://schemas.microsoft.com/office/2006/metadata/properties"/>
+    <ds:schemaRef ds:uri="http://schemas.microsoft.com/office/infopath/2007/PartnerControls"/>
+    <ds:schemaRef ds:uri="89e9d2b6-e0bd-4c31-b232-e887486b9f7a"/>
   </ds:schemaRefs>
 </ds:datastoreItem>
 </file>
@@ -6483,11 +6677,9 @@
 </file>
 
 <file path=customXml/itemProps4.xml><?xml version="1.0" encoding="utf-8"?>
-<ds:datastoreItem xmlns:ds="http://schemas.openxmlformats.org/officeDocument/2006/customXml" ds:itemID="{BB42FEB8-477B-4856-B54A-DEFEE3AB4638}">
+<ds:datastoreItem xmlns:ds="http://schemas.openxmlformats.org/officeDocument/2006/customXml" ds:itemID="{A68DA67B-E741-479E-BDF8-B44F227CB738}">
   <ds:schemaRefs>
-    <ds:schemaRef ds:uri="http://schemas.microsoft.com/office/2006/metadata/properties"/>
-    <ds:schemaRef ds:uri="http://schemas.microsoft.com/office/infopath/2007/PartnerControls"/>
-    <ds:schemaRef ds:uri="89e9d2b6-e0bd-4c31-b232-e887486b9f7a"/>
+    <ds:schemaRef ds:uri="http://schemas.openxmlformats.org/officeDocument/2006/bibliography"/>
   </ds:schemaRefs>
 </ds:datastoreItem>
 </file>